--- a/src/test/resources/4.docx
+++ b/src/test/resources/4.docx
@@ -4,36 +4,1028 @@
   <w:body>
     <w:p>
       <w:pPr>
-        <w:rPr>
-          <w:rFonts w:hint="default"/>
+        <w:keepNext w:val="0"/>
+        <w:keepLines w:val="0"/>
+        <w:pageBreakBefore w:val="0"/>
+        <w:widowControl w:val="0"/>
+        <w:kinsoku/>
+        <w:overflowPunct/>
+        <w:topLinePunct w:val="0"/>
+        <w:autoSpaceDE/>
+        <w:autoSpaceDN/>
+        <w:bidi w:val="0"/>
+        <w:adjustRightInd/>
+        <w:snapToGrid w:val="0"/>
+        <w:textAlignment w:val="auto"/>
+        <w:rPr>
+          <w:rFonts w:hint="eastAsia" w:ascii="Times New Roman" w:hAnsi="Times New Roman" w:eastAsiaTheme="minorEastAsia" w:cstheme="minorEastAsia"/>
+          <w:sz w:val="30"/>
+          <w:szCs w:val="30"/>
+          <w:lang w:val="en-US" w:eastAsia="zh-CN"/>
+        </w:rPr>
+      </w:pPr>
+      <w:r>
+        <w:rPr>
+          <w:rFonts w:hint="default" w:ascii="Times New Roman" w:hAnsi="Times New Roman" w:eastAsiaTheme="minorEastAsia" w:cstheme="minorEastAsia"/>
+          <w:sz w:val="30"/>
+          <w:szCs w:val="30"/>
           <w:lang w:val="en-US"/>
         </w:rPr>
-      </w:pPr>
-      <w:r>
-        <w:rPr>
-          <w:rFonts w:hint="default"/>
+        <w:t>{{</w:t>
+      </w:r>
+      <w:r>
+        <w:rPr>
+          <w:rFonts w:hint="eastAsia" w:ascii="Times New Roman" w:hAnsi="Times New Roman" w:eastAsiaTheme="minorEastAsia" w:cstheme="minorEastAsia"/>
+          <w:sz w:val="30"/>
+          <w:szCs w:val="30"/>
           <w:lang w:val="en-US"/>
         </w:rPr>
-        <w:t>{{text</w:t>
+        <w:t>name}</w:t>
+      </w:r>
+      <w:r>
+        <w:rPr>
+          <w:rFonts w:hint="default" w:ascii="Times New Roman" w:hAnsi="Times New Roman" w:eastAsiaTheme="minorEastAsia" w:cstheme="minorEastAsia"/>
+          <w:sz w:val="30"/>
+          <w:szCs w:val="30"/>
+          <w:lang w:val="en-US"/>
+        </w:rPr>
+        <w:t>}</w:t>
+      </w:r>
+      <w:r>
+        <w:rPr>
+          <w:rFonts w:hint="eastAsia" w:ascii="Times New Roman" w:hAnsi="Times New Roman" w:eastAsiaTheme="minorEastAsia" w:cstheme="minorEastAsia"/>
+          <w:sz w:val="30"/>
+          <w:szCs w:val="30"/>
+          <w:lang w:val="en-US" w:eastAsia="zh-CN"/>
+        </w:rPr>
+        <w:t>同学 :</w:t>
+      </w:r>
+    </w:p>
+    <w:p>
+      <w:pPr>
+        <w:keepNext w:val="0"/>
+        <w:keepLines w:val="0"/>
+        <w:pageBreakBefore w:val="0"/>
+        <w:widowControl w:val="0"/>
+        <w:kinsoku/>
+        <w:overflowPunct/>
+        <w:topLinePunct w:val="0"/>
+        <w:autoSpaceDE/>
+        <w:autoSpaceDN/>
+        <w:bidi w:val="0"/>
+        <w:adjustRightInd/>
+        <w:snapToGrid w:val="0"/>
+        <w:textAlignment w:val="auto"/>
+        <w:rPr>
+          <w:rFonts w:hint="eastAsia" w:ascii="Times New Roman" w:hAnsi="Times New Roman" w:eastAsiaTheme="minorEastAsia" w:cstheme="minorEastAsia"/>
+          <w:sz w:val="24"/>
+          <w:szCs w:val="24"/>
+          <w:lang w:val="en-US" w:eastAsia="zh-CN"/>
+        </w:rPr>
+      </w:pPr>
+    </w:p>
+    <w:p>
+      <w:pPr>
+        <w:keepNext w:val="0"/>
+        <w:keepLines w:val="0"/>
+        <w:pageBreakBefore w:val="0"/>
+        <w:widowControl w:val="0"/>
+        <w:kinsoku/>
+        <w:overflowPunct/>
+        <w:topLinePunct w:val="0"/>
+        <w:autoSpaceDE/>
+        <w:autoSpaceDN/>
+        <w:bidi w:val="0"/>
+        <w:adjustRightInd/>
+        <w:snapToGrid w:val="0"/>
+        <w:jc w:val="left"/>
+        <w:textAlignment w:val="auto"/>
+        <w:rPr>
+          <w:rFonts w:hint="default" w:ascii="Times New Roman" w:hAnsi="Times New Roman" w:eastAsiaTheme="minorEastAsia" w:cstheme="minorEastAsia"/>
+          <w:sz w:val="21"/>
+          <w:szCs w:val="21"/>
+          <w:lang w:val="en-US" w:eastAsia="zh-CN"/>
+        </w:rPr>
+      </w:pPr>
+      <w:r>
+        <w:rPr>
+          <w:rFonts w:hint="eastAsia" w:ascii="Times New Roman" w:hAnsi="Times New Roman" w:eastAsiaTheme="minorEastAsia" w:cstheme="minorEastAsia"/>
+          <w:sz w:val="21"/>
+          <w:szCs w:val="21"/>
+          <w:lang w:val="en-US" w:eastAsia="zh-CN"/>
+        </w:rPr>
+        <w:t xml:space="preserve">阅读能力值: </w:t>
+      </w:r>
+      <w:r>
+        <w:rPr>
+          <w:rFonts w:hint="default" w:ascii="Times New Roman" w:hAnsi="Times New Roman" w:eastAsiaTheme="minorEastAsia" w:cstheme="minorEastAsia"/>
+          <w:sz w:val="21"/>
+          <w:szCs w:val="21"/>
+          <w:lang w:val="en-US" w:eastAsia="zh-CN"/>
+        </w:rPr>
+        <w:t>{{</w:t>
+      </w:r>
+      <w:r>
+        <w:rPr>
+          <w:rFonts w:hint="eastAsia" w:ascii="Times New Roman" w:hAnsi="Times New Roman" w:eastAsiaTheme="minorEastAsia" w:cstheme="minorEastAsia"/>
+          <w:sz w:val="21"/>
+          <w:szCs w:val="21"/>
+          <w:lang w:val="en-US" w:eastAsia="zh-CN"/>
+        </w:rPr>
+        <w:t>ability}</w:t>
+      </w:r>
+      <w:r>
+        <w:rPr>
+          <w:rFonts w:hint="default" w:ascii="Times New Roman" w:hAnsi="Times New Roman" w:eastAsiaTheme="minorEastAsia" w:cstheme="minorEastAsia"/>
+          <w:sz w:val="21"/>
+          <w:szCs w:val="21"/>
+          <w:lang w:val="en-US" w:eastAsia="zh-CN"/>
+        </w:rPr>
+        <w:t>}</w:t>
+      </w:r>
+    </w:p>
+    <w:p>
+      <w:pPr>
+        <w:keepNext w:val="0"/>
+        <w:keepLines w:val="0"/>
+        <w:pageBreakBefore w:val="0"/>
+        <w:widowControl w:val="0"/>
+        <w:kinsoku/>
+        <w:overflowPunct/>
+        <w:topLinePunct w:val="0"/>
+        <w:autoSpaceDE/>
+        <w:autoSpaceDN/>
+        <w:bidi w:val="0"/>
+        <w:adjustRightInd/>
+        <w:snapToGrid w:val="0"/>
+        <w:jc w:val="left"/>
+        <w:textAlignment w:val="auto"/>
+        <w:rPr>
+          <w:rFonts w:hint="default" w:ascii="Times New Roman" w:hAnsi="Times New Roman" w:eastAsiaTheme="minorEastAsia" w:cstheme="minorEastAsia"/>
+          <w:sz w:val="21"/>
+          <w:szCs w:val="21"/>
+          <w:lang w:val="en-US" w:eastAsia="zh-CN"/>
+        </w:rPr>
+      </w:pPr>
+      <w:r>
+        <w:rPr>
+          <w:rFonts w:hint="eastAsia" w:ascii="Times New Roman" w:hAnsi="Times New Roman" w:eastAsiaTheme="minorEastAsia" w:cstheme="minorEastAsia"/>
+          <w:sz w:val="21"/>
+          <w:szCs w:val="21"/>
+          <w:lang w:val="en-US" w:eastAsia="zh-CN"/>
+        </w:rPr>
+        <w:t xml:space="preserve">词汇量 : </w:t>
+      </w:r>
+      <w:r>
+        <w:rPr>
+          <w:rFonts w:hint="default" w:ascii="Times New Roman" w:hAnsi="Times New Roman" w:eastAsiaTheme="minorEastAsia" w:cstheme="minorEastAsia"/>
+          <w:sz w:val="21"/>
+          <w:szCs w:val="21"/>
+          <w:lang w:val="en-US" w:eastAsia="zh-CN"/>
+        </w:rPr>
+        <w:t>{{</w:t>
+      </w:r>
+      <w:r>
+        <w:rPr>
+          <w:rFonts w:hint="eastAsia" w:ascii="Times New Roman" w:hAnsi="Times New Roman" w:eastAsiaTheme="minorEastAsia" w:cstheme="minorEastAsia"/>
+          <w:sz w:val="21"/>
+          <w:szCs w:val="21"/>
+          <w:lang w:val="en-US" w:eastAsia="zh-CN"/>
+        </w:rPr>
+        <w:t>vocabulary}</w:t>
+      </w:r>
+      <w:r>
+        <w:rPr>
+          <w:rFonts w:hint="default" w:ascii="Times New Roman" w:hAnsi="Times New Roman" w:eastAsiaTheme="minorEastAsia" w:cstheme="minorEastAsia"/>
+          <w:sz w:val="21"/>
+          <w:szCs w:val="21"/>
+          <w:lang w:val="en-US" w:eastAsia="zh-CN"/>
+        </w:rPr>
+        <w:t>}</w:t>
+      </w:r>
+    </w:p>
+    <w:p>
+      <w:pPr>
+        <w:keepNext w:val="0"/>
+        <w:keepLines w:val="0"/>
+        <w:pageBreakBefore w:val="0"/>
+        <w:widowControl w:val="0"/>
+        <w:kinsoku/>
+        <w:overflowPunct/>
+        <w:topLinePunct w:val="0"/>
+        <w:autoSpaceDE/>
+        <w:autoSpaceDN/>
+        <w:bidi w:val="0"/>
+        <w:adjustRightInd/>
+        <w:snapToGrid w:val="0"/>
+        <w:jc w:val="left"/>
+        <w:textAlignment w:val="auto"/>
+        <w:rPr>
+          <w:rFonts w:hint="default" w:ascii="Times New Roman" w:hAnsi="Times New Roman" w:eastAsiaTheme="minorEastAsia" w:cstheme="minorEastAsia"/>
+          <w:sz w:val="21"/>
+          <w:szCs w:val="21"/>
+          <w:lang w:val="en-US" w:eastAsia="zh-CN"/>
+        </w:rPr>
+      </w:pPr>
+      <w:r>
+        <w:rPr>
+          <w:rFonts w:hint="eastAsia" w:ascii="Times New Roman" w:hAnsi="Times New Roman" w:eastAsiaTheme="minorEastAsia" w:cstheme="minorEastAsia"/>
+          <w:sz w:val="21"/>
+          <w:szCs w:val="21"/>
+          <w:lang w:val="en-US" w:eastAsia="zh-CN"/>
+        </w:rPr>
+        <w:t>累计阅读总量 :</w:t>
+      </w:r>
+      <w:r>
+        <w:rPr>
+          <w:rFonts w:hint="default" w:ascii="Times New Roman" w:hAnsi="Times New Roman" w:eastAsiaTheme="minorEastAsia" w:cstheme="minorEastAsia"/>
+          <w:sz w:val="21"/>
+          <w:szCs w:val="21"/>
+          <w:lang w:val="en-US" w:eastAsia="zh-CN"/>
+        </w:rPr>
+        <w:t>{{</w:t>
+      </w:r>
+      <w:r>
+        <w:rPr>
+          <w:rFonts w:hint="eastAsia" w:ascii="Times New Roman" w:hAnsi="Times New Roman" w:eastAsiaTheme="minorEastAsia" w:cstheme="minorEastAsia"/>
+          <w:sz w:val="21"/>
+          <w:szCs w:val="21"/>
+          <w:lang w:val="en-US" w:eastAsia="zh-CN"/>
+        </w:rPr>
+        <w:t>count}</w:t>
+      </w:r>
+      <w:r>
+        <w:rPr>
+          <w:rFonts w:hint="default" w:ascii="Times New Roman" w:hAnsi="Times New Roman" w:eastAsiaTheme="minorEastAsia" w:cstheme="minorEastAsia"/>
+          <w:sz w:val="21"/>
+          <w:szCs w:val="21"/>
+          <w:lang w:val="en-US" w:eastAsia="zh-CN"/>
+        </w:rPr>
+        <w:t>}</w:t>
+      </w:r>
+    </w:p>
+    <w:p>
+      <w:pPr>
+        <w:keepNext w:val="0"/>
+        <w:keepLines w:val="0"/>
+        <w:pageBreakBefore w:val="0"/>
+        <w:widowControl w:val="0"/>
+        <w:kinsoku/>
+        <w:overflowPunct/>
+        <w:topLinePunct w:val="0"/>
+        <w:autoSpaceDE/>
+        <w:autoSpaceDN/>
+        <w:bidi w:val="0"/>
+        <w:adjustRightInd/>
+        <w:snapToGrid w:val="0"/>
+        <w:jc w:val="left"/>
+        <w:textAlignment w:val="auto"/>
+        <w:rPr>
+          <w:rFonts w:hint="default" w:ascii="Times New Roman" w:hAnsi="Times New Roman" w:eastAsiaTheme="minorEastAsia" w:cstheme="minorEastAsia"/>
+          <w:sz w:val="21"/>
+          <w:szCs w:val="21"/>
+          <w:lang w:val="en-US" w:eastAsia="zh-CN"/>
+        </w:rPr>
+      </w:pPr>
+    </w:p>
+    <w:p>
+      <w:pPr>
+        <w:keepNext w:val="0"/>
+        <w:keepLines w:val="0"/>
+        <w:pageBreakBefore w:val="0"/>
+        <w:widowControl w:val="0"/>
+        <w:kinsoku/>
+        <w:overflowPunct/>
+        <w:topLinePunct w:val="0"/>
+        <w:autoSpaceDE/>
+        <w:autoSpaceDN/>
+        <w:bidi w:val="0"/>
+        <w:adjustRightInd/>
+        <w:snapToGrid w:val="0"/>
+        <w:jc w:val="left"/>
+        <w:textAlignment w:val="auto"/>
+        <w:rPr>
+          <w:rFonts w:hint="default" w:ascii="Times New Roman" w:hAnsi="Times New Roman" w:eastAsiaTheme="minorEastAsia" w:cstheme="minorEastAsia"/>
+          <w:color w:val="595959" w:themeColor="text1" w:themeTint="A6"/>
+          <w:sz w:val="18"/>
+          <w:szCs w:val="18"/>
+          <w:lang w:val="en-US" w:eastAsia="zh-CN"/>
+          <w14:textFill>
+            <w14:solidFill>
+              <w14:schemeClr w14:val="tx1">
+                <w14:lumMod w14:val="65000"/>
+                <w14:lumOff w14:val="35000"/>
+              </w14:schemeClr>
+            </w14:solidFill>
+          </w14:textFill>
+        </w:rPr>
+      </w:pPr>
+      <w:r>
+        <w:rPr>
+          <w:rFonts w:hint="default" w:ascii="Times New Roman" w:hAnsi="Times New Roman" w:eastAsiaTheme="minorEastAsia" w:cstheme="minorEastAsia"/>
+          <w:color w:val="595959" w:themeColor="text1" w:themeTint="A6"/>
+          <w:sz w:val="18"/>
+          <w:szCs w:val="18"/>
+          <w:lang w:val="en-US" w:eastAsia="zh-CN"/>
+          <w14:textFill>
+            <w14:solidFill>
+              <w14:schemeClr w14:val="tx1">
+                <w14:lumMod w14:val="65000"/>
+                <w14:lumOff w14:val="35000"/>
+              </w14:schemeClr>
+            </w14:solidFill>
+          </w14:textFill>
+        </w:rPr>
+        <w:t>{</w:t>
+      </w:r>
+      <w:r>
+        <w:rPr>
+          <w:rFonts w:hint="eastAsia" w:ascii="Times New Roman" w:hAnsi="Times New Roman" w:eastAsiaTheme="minorEastAsia" w:cstheme="minorEastAsia"/>
+          <w:color w:val="595959" w:themeColor="text1" w:themeTint="A6"/>
+          <w:sz w:val="18"/>
+          <w:szCs w:val="18"/>
+          <w:lang w:val="en-US" w:eastAsia="zh-CN"/>
+          <w14:textFill>
+            <w14:solidFill>
+              <w14:schemeClr w14:val="tx1">
+                <w14:lumMod w14:val="65000"/>
+                <w14:lumOff w14:val="35000"/>
+              </w14:schemeClr>
+            </w14:solidFill>
+          </w14:textFill>
+        </w:rPr>
+        <w:t>{tip</w:t>
+      </w:r>
+      <w:r>
+        <w:rPr>
+          <w:rFonts w:hint="default" w:ascii="Times New Roman" w:hAnsi="Times New Roman" w:eastAsiaTheme="minorEastAsia" w:cstheme="minorEastAsia"/>
+          <w:color w:val="595959" w:themeColor="text1" w:themeTint="A6"/>
+          <w:sz w:val="18"/>
+          <w:szCs w:val="18"/>
+          <w:lang w:val="en-US" w:eastAsia="zh-CN"/>
+          <w14:textFill>
+            <w14:solidFill>
+              <w14:schemeClr w14:val="tx1">
+                <w14:lumMod w14:val="65000"/>
+                <w14:lumOff w14:val="35000"/>
+              </w14:schemeClr>
+            </w14:solidFill>
+          </w14:textFill>
+        </w:rPr>
+        <w:t>}</w:t>
+      </w:r>
+      <w:r>
+        <w:rPr>
+          <w:rFonts w:hint="eastAsia" w:ascii="Times New Roman" w:hAnsi="Times New Roman" w:eastAsiaTheme="minorEastAsia" w:cstheme="minorEastAsia"/>
+          <w:color w:val="595959" w:themeColor="text1" w:themeTint="A6"/>
+          <w:sz w:val="18"/>
+          <w:szCs w:val="18"/>
+          <w:lang w:val="en-US" w:eastAsia="zh-CN"/>
+          <w14:textFill>
+            <w14:solidFill>
+              <w14:schemeClr w14:val="tx1">
+                <w14:lumMod w14:val="65000"/>
+                <w14:lumOff w14:val="35000"/>
+              </w14:schemeClr>
+            </w14:solidFill>
+          </w14:textFill>
+        </w:rPr>
+        <w:t>}</w:t>
+      </w:r>
+    </w:p>
+    <w:p>
+      <w:pPr>
+        <w:keepNext w:val="0"/>
+        <w:keepLines w:val="0"/>
+        <w:pageBreakBefore w:val="0"/>
+        <w:widowControl w:val="0"/>
+        <w:kinsoku/>
+        <w:wordWrap w:val="0"/>
+        <w:overflowPunct/>
+        <w:topLinePunct w:val="0"/>
+        <w:autoSpaceDE/>
+        <w:autoSpaceDN/>
+        <w:bidi w:val="0"/>
+        <w:adjustRightInd w:val="0"/>
+        <w:snapToGrid w:val="0"/>
+        <w:jc w:val="left"/>
+        <w:textAlignment w:val="auto"/>
+        <w:rPr>
+          <w:rFonts w:hint="eastAsia" w:ascii="Times New Roman" w:hAnsi="Times New Roman" w:eastAsiaTheme="minorEastAsia" w:cstheme="minorEastAsia"/>
+          <w:snapToGrid w:val="0"/>
+          <w:color w:val="auto"/>
+          <w:sz w:val="21"/>
+          <w:szCs w:val="21"/>
+          <w:lang w:val="en-US" w:eastAsia="zh-CN"/>
+        </w:rPr>
+      </w:pPr>
+      <w:r>
+        <w:rPr>
+          <w:rFonts w:hint="default" w:ascii="Times New Roman" w:hAnsi="Times New Roman" w:eastAsiaTheme="minorEastAsia" w:cstheme="minorEastAsia"/>
+          <w:snapToGrid w:val="0"/>
+          <w:color w:val="auto"/>
+          <w:sz w:val="21"/>
+          <w:szCs w:val="21"/>
+          <w:lang w:val="en-US" w:eastAsia="zh-CN"/>
+        </w:rPr>
+        <w:t>{</w:t>
+      </w:r>
+      <w:r>
+        <w:rPr>
+          <w:rFonts w:hint="eastAsia" w:ascii="Times New Roman" w:hAnsi="Times New Roman" w:eastAsiaTheme="minorEastAsia" w:cstheme="minorEastAsia"/>
+          <w:snapToGrid w:val="0"/>
+          <w:color w:val="auto"/>
+          <w:sz w:val="21"/>
+          <w:szCs w:val="21"/>
+          <w:lang w:val="en-US" w:eastAsia="zh-CN"/>
+        </w:rPr>
+        <w:t>{word</w:t>
+      </w:r>
+      <w:r>
+        <w:rPr>
+          <w:rFonts w:hint="default" w:ascii="Times New Roman" w:hAnsi="Times New Roman" w:eastAsiaTheme="minorEastAsia" w:cstheme="minorEastAsia"/>
+          <w:snapToGrid w:val="0"/>
+          <w:color w:val="auto"/>
+          <w:sz w:val="21"/>
+          <w:szCs w:val="21"/>
+          <w:lang w:val="en-US" w:eastAsia="zh-CN"/>
+        </w:rPr>
+        <w:t>}</w:t>
+      </w:r>
+      <w:r>
+        <w:rPr>
+          <w:rFonts w:hint="eastAsia" w:ascii="Times New Roman" w:hAnsi="Times New Roman" w:eastAsiaTheme="minorEastAsia" w:cstheme="minorEastAsia"/>
+          <w:snapToGrid w:val="0"/>
+          <w:color w:val="auto"/>
+          <w:sz w:val="21"/>
+          <w:szCs w:val="21"/>
+          <w:lang w:val="en-US" w:eastAsia="zh-CN"/>
+        </w:rPr>
+        <w:t>}</w:t>
+      </w:r>
+    </w:p>
+    <w:p>
+      <w:pPr>
+        <w:keepNext w:val="0"/>
+        <w:keepLines w:val="0"/>
+        <w:pageBreakBefore w:val="0"/>
+        <w:widowControl w:val="0"/>
+        <w:kinsoku/>
+        <w:wordWrap w:val="0"/>
+        <w:overflowPunct/>
+        <w:topLinePunct w:val="0"/>
+        <w:autoSpaceDE/>
+        <w:autoSpaceDN/>
+        <w:bidi w:val="0"/>
+        <w:adjustRightInd w:val="0"/>
+        <w:snapToGrid w:val="0"/>
+        <w:jc w:val="left"/>
+        <w:textAlignment w:val="auto"/>
+        <w:rPr>
+          <w:rFonts w:hint="eastAsia" w:ascii="Times New Roman" w:hAnsi="Times New Roman" w:eastAsiaTheme="minorEastAsia" w:cstheme="minorEastAsia"/>
+          <w:snapToGrid w:val="0"/>
+          <w:color w:val="auto"/>
+          <w:sz w:val="21"/>
+          <w:szCs w:val="21"/>
+          <w:lang w:val="en-US" w:eastAsia="zh-CN"/>
+        </w:rPr>
+        <w:sectPr>
+          <w:headerReference r:id="rId3" w:type="default"/>
+          <w:pgSz w:w="11906" w:h="16838"/>
+          <w:pgMar w:top="720" w:right="1134" w:bottom="720" w:left="1134" w:header="850" w:footer="992" w:gutter="0"/>
+          <w:paperSrc/>
+          <w:cols w:equalWidth="0" w:num="2">
+            <w:col w:w="4606" w:space="425"/>
+            <w:col w:w="4606"/>
+          </w:cols>
+          <w:rtlGutter w:val="0"/>
+          <w:docGrid w:linePitch="312" w:charSpace="0"/>
+        </w:sectPr>
+      </w:pPr>
+    </w:p>
+    <w:p>
+      <w:pPr>
+        <w:keepNext w:val="0"/>
+        <w:keepLines w:val="0"/>
+        <w:pageBreakBefore w:val="0"/>
+        <w:widowControl w:val="0"/>
+        <w:kinsoku/>
+        <w:wordWrap w:val="0"/>
+        <w:overflowPunct/>
+        <w:topLinePunct w:val="0"/>
+        <w:autoSpaceDE/>
+        <w:autoSpaceDN/>
+        <w:bidi w:val="0"/>
+        <w:adjustRightInd w:val="0"/>
+        <w:snapToGrid w:val="0"/>
+        <w:jc w:val="left"/>
+        <w:textAlignment w:val="auto"/>
+        <w:rPr>
+          <w:rFonts w:hint="eastAsia" w:ascii="Times New Roman" w:hAnsi="Times New Roman" w:eastAsiaTheme="minorEastAsia" w:cstheme="minorEastAsia"/>
+          <w:snapToGrid w:val="0"/>
+          <w:color w:val="auto"/>
+          <w:sz w:val="21"/>
+          <w:szCs w:val="21"/>
+          <w:lang w:val="en-US" w:eastAsia="zh-CN"/>
+        </w:rPr>
+      </w:pPr>
+    </w:p>
+    <w:p>
+      <w:pPr>
+        <w:keepNext w:val="0"/>
+        <w:keepLines w:val="0"/>
+        <w:pageBreakBefore w:val="0"/>
+        <w:widowControl w:val="0"/>
+        <w:kinsoku/>
+        <w:overflowPunct/>
+        <w:topLinePunct w:val="0"/>
+        <w:autoSpaceDE/>
+        <w:autoSpaceDN/>
+        <w:bidi w:val="0"/>
+        <w:adjustRightInd/>
+        <w:snapToGrid w:val="0"/>
+        <w:jc w:val="left"/>
+        <w:textAlignment w:val="auto"/>
+        <w:rPr>
+          <w:rFonts w:hint="eastAsia" w:ascii="Times New Roman" w:hAnsi="Times New Roman" w:eastAsiaTheme="minorEastAsia" w:cstheme="minorEastAsia"/>
+          <w:color w:val="595959" w:themeColor="text1" w:themeTint="A6"/>
+          <w:sz w:val="18"/>
+          <w:szCs w:val="18"/>
+          <w:lang w:val="en-US" w:eastAsia="zh-CN"/>
+          <w14:textFill>
+            <w14:solidFill>
+              <w14:schemeClr w14:val="tx1">
+                <w14:lumMod w14:val="65000"/>
+                <w14:lumOff w14:val="35000"/>
+              </w14:schemeClr>
+            </w14:solidFill>
+          </w14:textFill>
+        </w:rPr>
+        <w:sectPr>
+          <w:type w:val="continuous"/>
+          <w:pgSz w:w="11906" w:h="16838"/>
+          <w:pgMar w:top="720" w:right="1134" w:bottom="720" w:left="1134" w:header="850" w:footer="992" w:gutter="0"/>
+          <w:paperSrc/>
+          <w:cols w:space="0" w:num="1"/>
+          <w:rtlGutter w:val="0"/>
+          <w:docGrid w:linePitch="312" w:charSpace="0"/>
+        </w:sectPr>
+      </w:pPr>
+    </w:p>
+    <w:p>
+      <w:pPr>
+        <w:keepNext w:val="0"/>
+        <w:keepLines w:val="0"/>
+        <w:pageBreakBefore w:val="0"/>
+        <w:widowControl w:val="0"/>
+        <w:kinsoku/>
+        <w:overflowPunct/>
+        <w:topLinePunct w:val="0"/>
+        <w:autoSpaceDE/>
+        <w:autoSpaceDN/>
+        <w:bidi w:val="0"/>
+        <w:adjustRightInd/>
+        <w:snapToGrid w:val="0"/>
+        <w:jc w:val="left"/>
+        <w:textAlignment w:val="auto"/>
+        <w:rPr>
+          <w:rFonts w:hint="eastAsia" w:ascii="Times New Roman" w:hAnsi="Times New Roman" w:eastAsiaTheme="minorEastAsia" w:cstheme="minorEastAsia"/>
+          <w:color w:val="595959" w:themeColor="text1" w:themeTint="A6"/>
+          <w:sz w:val="18"/>
+          <w:szCs w:val="18"/>
+          <w:lang w:val="en-US" w:eastAsia="zh-CN"/>
+          <w14:textFill>
+            <w14:solidFill>
+              <w14:schemeClr w14:val="tx1">
+                <w14:lumMod w14:val="65000"/>
+                <w14:lumOff w14:val="35000"/>
+              </w14:schemeClr>
+            </w14:solidFill>
+          </w14:textFill>
+        </w:rPr>
+      </w:pPr>
+      <w:r>
+        <w:rPr>
+          <w:rFonts w:hint="eastAsia" w:ascii="Times New Roman" w:hAnsi="Times New Roman" w:eastAsiaTheme="minorEastAsia" w:cstheme="minorEastAsia"/>
+          <w:color w:val="595959" w:themeColor="text1" w:themeTint="A6"/>
+          <w:sz w:val="18"/>
+          <w:szCs w:val="18"/>
+          <w:lang w:val="en-US" w:eastAsia="zh-CN"/>
+          <w14:textFill>
+            <w14:solidFill>
+              <w14:schemeClr w14:val="tx1">
+                <w14:lumMod w14:val="65000"/>
+                <w14:lumOff w14:val="35000"/>
+              </w14:schemeClr>
+            </w14:solidFill>
+          </w14:textFill>
+        </w:rPr>
+        <w:t xml:space="preserve"> </w:t>
+      </w:r>
+    </w:p>
+    <w:p>
+      <w:pPr>
+        <w:keepNext w:val="0"/>
+        <w:keepLines w:val="0"/>
+        <w:pageBreakBefore w:val="0"/>
+        <w:widowControl w:val="0"/>
+        <w:kinsoku/>
+        <w:overflowPunct/>
+        <w:topLinePunct w:val="0"/>
+        <w:autoSpaceDE/>
+        <w:autoSpaceDN/>
+        <w:bidi w:val="0"/>
+        <w:snapToGrid w:val="0"/>
+        <w:textAlignment w:val="auto"/>
+        <w:rPr>
+          <w:rFonts w:hint="default" w:ascii="Times New Roman" w:hAnsi="Times New Roman" w:eastAsiaTheme="minorEastAsia"/>
+          <w:lang w:val="en-US"/>
+        </w:rPr>
+      </w:pPr>
+    </w:p>
+    <w:p>
+      <w:pPr>
+        <w:keepNext w:val="0"/>
+        <w:keepLines w:val="0"/>
+        <w:pageBreakBefore w:val="0"/>
+        <w:widowControl w:val="0"/>
+        <w:kinsoku/>
+        <w:wordWrap/>
+        <w:overflowPunct/>
+        <w:topLinePunct w:val="0"/>
+        <w:autoSpaceDE/>
+        <w:autoSpaceDN/>
+        <w:bidi w:val="0"/>
+        <w:adjustRightInd/>
+        <w:snapToGrid w:val="0"/>
+        <w:spacing w:line="360" w:lineRule="auto"/>
+        <w:textAlignment w:val="auto"/>
+        <w:rPr>
+          <w:rFonts w:hint="default" w:ascii="Times New Roman" w:hAnsi="Times New Roman" w:eastAsiaTheme="minorEastAsia"/>
+          <w:lang w:val="en-US"/>
+        </w:rPr>
+      </w:pPr>
+      <w:r>
+        <w:rPr>
+          <w:rFonts w:hint="default" w:ascii="Times New Roman" w:hAnsi="Times New Roman" w:eastAsiaTheme="minorEastAsia"/>
+          <w:lang w:val="en-US"/>
+        </w:rPr>
+        <w:t>{{</w:t>
+      </w:r>
+      <w:r>
+        <w:rPr>
+          <w:rFonts w:hint="eastAsia" w:ascii="Times New Roman" w:hAnsi="Times New Roman" w:eastAsiaTheme="minorEastAsia" w:cstheme="minorEastAsia"/>
+          <w:color w:val="auto"/>
+          <w:sz w:val="21"/>
+          <w:szCs w:val="21"/>
+          <w:lang w:val="en-US" w:eastAsia="zh-CN"/>
+        </w:rPr>
+        <w:t>article</w:t>
+      </w:r>
+      <w:r>
+        <w:rPr>
+          <w:rFonts w:hint="default" w:ascii="Times New Roman" w:hAnsi="Times New Roman" w:eastAsiaTheme="minorEastAsia"/>
+          <w:lang w:val="en-US"/>
+        </w:rPr>
+        <w:t>}}</w:t>
+      </w:r>
+    </w:p>
+    <w:p>
+      <w:pPr>
+        <w:keepNext w:val="0"/>
+        <w:keepLines w:val="0"/>
+        <w:pageBreakBefore w:val="0"/>
+        <w:widowControl w:val="0"/>
+        <w:numPr>
+          <w:ilvl w:val="0"/>
+          <w:numId w:val="0"/>
+        </w:numPr>
+        <w:kinsoku/>
+        <w:wordWrap/>
+        <w:overflowPunct/>
+        <w:topLinePunct w:val="0"/>
+        <w:autoSpaceDE/>
+        <w:autoSpaceDN/>
+        <w:bidi w:val="0"/>
+        <w:adjustRightInd/>
+        <w:snapToGrid w:val="0"/>
+        <w:spacing w:line="360" w:lineRule="auto"/>
+        <w:jc w:val="left"/>
+        <w:textAlignment w:val="auto"/>
+        <w:rPr>
+          <w:rFonts w:hint="default" w:ascii="Times New Roman" w:hAnsi="Times New Roman" w:eastAsiaTheme="minorEastAsia" w:cstheme="minorEastAsia"/>
+          <w:color w:val="auto"/>
+          <w:sz w:val="21"/>
+          <w:szCs w:val="21"/>
+          <w:u w:val="single"/>
+          <w:lang w:val="en-US" w:eastAsia="zh-CN"/>
+        </w:rPr>
+      </w:pPr>
+      <w:r>
+        <w:rPr>
+          <w:rFonts w:hint="eastAsia" w:ascii="Times New Roman" w:hAnsi="Times New Roman" w:eastAsiaTheme="minorEastAsia" w:cstheme="minorEastAsia"/>
+          <w:color w:val="auto"/>
+          <w:sz w:val="21"/>
+          <w:szCs w:val="21"/>
+          <w:lang w:val="en-US" w:eastAsia="zh-CN"/>
+        </w:rPr>
+        <w:t>{{answer}}</w:t>
+      </w:r>
+    </w:p>
+    <w:p>
+      <w:pPr>
+        <w:keepNext w:val="0"/>
+        <w:keepLines w:val="0"/>
+        <w:pageBreakBefore w:val="0"/>
+        <w:widowControl w:val="0"/>
+        <w:kinsoku/>
+        <w:overflowPunct/>
+        <w:topLinePunct w:val="0"/>
+        <w:autoSpaceDE/>
+        <w:autoSpaceDN/>
+        <w:bidi w:val="0"/>
+        <w:snapToGrid w:val="0"/>
+        <w:textAlignment w:val="auto"/>
+        <w:rPr>
+          <w:rFonts w:hint="default" w:ascii="Times New Roman" w:hAnsi="Times New Roman" w:eastAsiaTheme="minorEastAsia"/>
+          <w:lang w:val="en-US"/>
+        </w:rPr>
+      </w:pPr>
+    </w:p>
+    <w:p>
+      <w:pPr>
+        <w:keepNext w:val="0"/>
+        <w:keepLines w:val="0"/>
+        <w:pageBreakBefore w:val="0"/>
+        <w:widowControl w:val="0"/>
+        <w:numPr>
+          <w:ilvl w:val="0"/>
+          <w:numId w:val="0"/>
+        </w:numPr>
+        <w:kinsoku/>
+        <w:wordWrap/>
+        <w:overflowPunct/>
+        <w:topLinePunct w:val="0"/>
+        <w:autoSpaceDE/>
+        <w:autoSpaceDN/>
+        <w:bidi w:val="0"/>
+        <w:adjustRightInd/>
+        <w:snapToGrid w:val="0"/>
+        <w:spacing w:line="360" w:lineRule="auto"/>
+        <w:jc w:val="left"/>
+        <w:textAlignment w:val="auto"/>
+        <w:rPr>
+          <w:rFonts w:hint="default" w:ascii="Times New Roman" w:hAnsi="Times New Roman" w:eastAsiaTheme="minorEastAsia" w:cstheme="minorEastAsia"/>
+          <w:color w:val="auto"/>
+          <w:sz w:val="21"/>
+          <w:szCs w:val="21"/>
+          <w:lang w:val="en-US" w:eastAsia="zh-CN"/>
+        </w:rPr>
+        <w:sectPr>
+          <w:type w:val="continuous"/>
+          <w:pgSz w:w="11906" w:h="16838"/>
+          <w:pgMar w:top="720" w:right="1134" w:bottom="720" w:left="1134" w:header="850" w:footer="992" w:gutter="0"/>
+          <w:paperSrc/>
+          <w:cols w:space="0" w:num="1"/>
+          <w:rtlGutter w:val="0"/>
+          <w:docGrid w:linePitch="312" w:charSpace="0"/>
+        </w:sectPr>
+      </w:pPr>
+    </w:p>
+    <w:p>
+      <w:pPr>
+        <w:keepNext w:val="0"/>
+        <w:keepLines w:val="0"/>
+        <w:pageBreakBefore w:val="0"/>
+        <w:widowControl w:val="0"/>
+        <w:numPr>
+          <w:ilvl w:val="0"/>
+          <w:numId w:val="0"/>
+        </w:numPr>
+        <w:kinsoku/>
+        <w:wordWrap/>
+        <w:overflowPunct/>
+        <w:topLinePunct w:val="0"/>
+        <w:autoSpaceDE/>
+        <w:autoSpaceDN/>
+        <w:bidi w:val="0"/>
+        <w:adjustRightInd/>
+        <w:snapToGrid w:val="0"/>
+        <w:spacing w:line="360" w:lineRule="auto"/>
+        <w:jc w:val="left"/>
+        <w:textAlignment w:val="auto"/>
+        <w:rPr>
+          <w:rFonts w:hint="default" w:ascii="Times New Roman" w:hAnsi="Times New Roman" w:eastAsiaTheme="minorEastAsia"/>
+          <w:lang w:val="en-US"/>
+        </w:rPr>
+      </w:pPr>
+      <w:r>
+        <w:rPr>
+          <w:rFonts w:hint="default" w:ascii="Times New Roman" w:hAnsi="Times New Roman" w:eastAsiaTheme="minorEastAsia" w:cstheme="minorEastAsia"/>
+          <w:color w:val="auto"/>
+          <w:sz w:val="21"/>
+          <w:szCs w:val="21"/>
+          <w:lang w:val="en-US" w:eastAsia="zh-CN"/>
+        </w:rPr>
+        <w:t>{{+</w:t>
+      </w:r>
+      <w:r>
+        <w:rPr>
+          <w:rFonts w:hint="eastAsia" w:ascii="Times New Roman" w:hAnsi="Times New Roman" w:eastAsiaTheme="minorEastAsia" w:cstheme="minorEastAsia"/>
+          <w:color w:val="auto"/>
+          <w:sz w:val="21"/>
+          <w:szCs w:val="21"/>
+          <w:lang w:val="en-US" w:eastAsia="zh-CN"/>
+        </w:rPr>
+        <w:t>tcont</w:t>
       </w:r>
       <w:bookmarkStart w:id="0" w:name="_GoBack"/>
       <w:bookmarkEnd w:id="0"/>
       <w:r>
         <w:rPr>
-          <w:rFonts w:hint="default"/>
-          <w:lang w:val="en-US"/>
+          <w:rFonts w:hint="eastAsia" w:ascii="Times New Roman" w:hAnsi="Times New Roman" w:eastAsiaTheme="minorEastAsia" w:cstheme="minorEastAsia"/>
+          <w:color w:val="auto"/>
+          <w:sz w:val="21"/>
+          <w:szCs w:val="21"/>
+          <w:lang w:val="en-US" w:eastAsia="zh-CN"/>
+        </w:rPr>
+        <w:t>ent</w:t>
+      </w:r>
+      <w:r>
+        <w:rPr>
+          <w:rFonts w:hint="default" w:ascii="Times New Roman" w:hAnsi="Times New Roman" w:eastAsiaTheme="minorEastAsia" w:cstheme="minorEastAsia"/>
+          <w:color w:val="auto"/>
+          <w:sz w:val="21"/>
+          <w:szCs w:val="21"/>
+          <w:lang w:val="en-US" w:eastAsia="zh-CN"/>
         </w:rPr>
         <w:t>}}</w:t>
       </w:r>
     </w:p>
     <w:sectPr>
+      <w:headerReference r:id="rId4" w:type="default"/>
+      <w:footerReference r:id="rId5" w:type="default"/>
       <w:pgSz w:w="11906" w:h="16838"/>
-      <w:pgMar w:top="1440" w:right="1800" w:bottom="1440" w:left="1800" w:header="851" w:footer="992" w:gutter="0"/>
-      <w:cols w:space="425" w:num="1"/>
-      <w:docGrid w:type="lines" w:linePitch="312" w:charSpace="0"/>
+      <w:pgMar w:top="340" w:right="624" w:bottom="283" w:left="624" w:header="0" w:footer="0" w:gutter="0"/>
+      <w:paperSrc/>
+      <w:cols w:space="0" w:num="1"/>
+      <w:rtlGutter w:val="0"/>
+      <w:docGrid w:linePitch="312" w:charSpace="0"/>
     </w:sectPr>
   </w:body>
 </w:document>
+</file>
+
+<file path=word/footer1.xml><?xml version="1.0" encoding="utf-8"?>
+<w:ftr xmlns:wpc="http://schemas.microsoft.com/office/word/2010/wordprocessingCanvas" xmlns:mc="http://schemas.openxmlformats.org/markup-compatibility/2006" xmlns:o="urn:schemas-microsoft-com:office:office" xmlns:r="http://schemas.openxmlformats.org/officeDocument/2006/relationships" xmlns:m="http://schemas.openxmlformats.org/officeDocument/2006/math" xmlns:v="urn:schemas-microsoft-com:vml" xmlns:wp14="http://schemas.microsoft.com/office/word/2010/wordprocessingDrawing" xmlns:wp="http://schemas.openxmlformats.org/drawingml/2006/wordprocessingDrawing" xmlns:w10="urn:schemas-microsoft-com:office:word" xmlns:w="http://schemas.openxmlformats.org/wordprocessingml/2006/main" xmlns:w14="http://schemas.microsoft.com/office/word/2010/wordml" xmlns:w15="http://schemas.microsoft.com/office/word/2012/wordml" xmlns:wpg="http://schemas.microsoft.com/office/word/2010/wordprocessingGroup" xmlns:wpi="http://schemas.microsoft.com/office/word/2010/wordprocessingInk" xmlns:wne="http://schemas.microsoft.com/office/word/2006/wordml" xmlns:wps="http://schemas.microsoft.com/office/word/2010/wordprocessingShape" xmlns:wpsCustomData="http://www.wps.cn/officeDocument/2013/wpsCustomData" mc:Ignorable="w14 w15 wp14">
+  <w:p>
+    <w:pPr>
+      <w:pStyle w:val="2"/>
+    </w:pPr>
+  </w:p>
+</w:ftr>
+</file>
+
+<file path=word/header1.xml><?xml version="1.0" encoding="utf-8"?>
+<w:hdr xmlns:wpc="http://schemas.microsoft.com/office/word/2010/wordprocessingCanvas" xmlns:mc="http://schemas.openxmlformats.org/markup-compatibility/2006" xmlns:o="urn:schemas-microsoft-com:office:office" xmlns:r="http://schemas.openxmlformats.org/officeDocument/2006/relationships" xmlns:m="http://schemas.openxmlformats.org/officeDocument/2006/math" xmlns:v="urn:schemas-microsoft-com:vml" xmlns:wp14="http://schemas.microsoft.com/office/word/2010/wordprocessingDrawing" xmlns:wp="http://schemas.openxmlformats.org/drawingml/2006/wordprocessingDrawing" xmlns:w10="urn:schemas-microsoft-com:office:word" xmlns:w="http://schemas.openxmlformats.org/wordprocessingml/2006/main" xmlns:w14="http://schemas.microsoft.com/office/word/2010/wordml" xmlns:w15="http://schemas.microsoft.com/office/word/2012/wordml" xmlns:wpg="http://schemas.microsoft.com/office/word/2010/wordprocessingGroup" xmlns:wpi="http://schemas.microsoft.com/office/word/2010/wordprocessingInk" xmlns:wne="http://schemas.microsoft.com/office/word/2006/wordml" xmlns:wps="http://schemas.microsoft.com/office/word/2010/wordprocessingShape" xmlns:wpsCustomData="http://www.wps.cn/officeDocument/2013/wpsCustomData" mc:Ignorable="w14 w15 wp14">
+  <w:p>
+    <w:pPr>
+      <w:pStyle w:val="3"/>
+      <w:keepNext w:val="0"/>
+      <w:keepLines w:val="0"/>
+      <w:pageBreakBefore w:val="0"/>
+      <w:widowControl w:val="0"/>
+      <w:pBdr>
+        <w:bottom w:val="none" w:color="auto" w:sz="0" w:space="1"/>
+      </w:pBdr>
+      <w:kinsoku/>
+      <w:wordWrap/>
+      <w:overflowPunct/>
+      <w:topLinePunct w:val="0"/>
+      <w:bidi w:val="0"/>
+      <w:adjustRightInd/>
+      <w:snapToGrid w:val="0"/>
+      <w:spacing w:line="320" w:lineRule="exact"/>
+      <w:jc w:val="left"/>
+      <w:textAlignment w:val="auto"/>
+      <w:rPr>
+        <w:rFonts w:hint="default" w:asciiTheme="minorEastAsia" w:hAnsiTheme="minorEastAsia" w:eastAsiaTheme="minorEastAsia" w:cstheme="minorEastAsia"/>
+        <w:color w:val="auto"/>
+        <w:sz w:val="18"/>
+        <w:szCs w:val="18"/>
+        <w:lang w:val="en-US" w:eastAsia="zh-CN"/>
+      </w:rPr>
+    </w:pPr>
+    <w:r>
+      <w:rPr>
+        <w:rFonts w:hint="default" w:asciiTheme="minorEastAsia" w:hAnsiTheme="minorEastAsia" w:eastAsiaTheme="minorEastAsia" w:cstheme="minorEastAsia"/>
+        <w:color w:val="auto"/>
+        <w:sz w:val="18"/>
+        <w:szCs w:val="18"/>
+        <w:lang w:val="en-US" w:eastAsia="zh-CN"/>
+      </w:rPr>
+      <w:ptab w:relativeTo="margin" w:alignment="center" w:leader="none"/>
+    </w:r>
+    <w:r>
+      <w:rPr>
+        <w:rFonts w:hint="default" w:asciiTheme="minorEastAsia" w:hAnsiTheme="minorEastAsia" w:eastAsiaTheme="minorEastAsia" w:cstheme="minorEastAsia"/>
+        <w:b/>
+        <w:bCs/>
+        <w:color w:val="auto"/>
+        <w:sz w:val="30"/>
+        <w:szCs w:val="30"/>
+        <w:lang w:val="en-US" w:eastAsia="zh-CN"/>
+      </w:rPr>
+      <w:t>{{type}}</w:t>
+    </w:r>
+    <w:r>
+      <w:rPr>
+        <w:rFonts w:hint="default" w:asciiTheme="minorEastAsia" w:hAnsiTheme="minorEastAsia" w:eastAsiaTheme="minorEastAsia" w:cstheme="minorEastAsia"/>
+        <w:color w:val="auto"/>
+        <w:sz w:val="18"/>
+        <w:szCs w:val="18"/>
+        <w:lang w:val="en-US" w:eastAsia="zh-CN"/>
+      </w:rPr>
+      <w:ptab w:relativeTo="margin" w:alignment="right" w:leader="none"/>
+    </w:r>
+  </w:p>
+  <w:p>
+    <w:pPr>
+      <w:pStyle w:val="3"/>
+      <w:keepNext w:val="0"/>
+      <w:keepLines w:val="0"/>
+      <w:pageBreakBefore w:val="0"/>
+      <w:widowControl w:val="0"/>
+      <w:pBdr>
+        <w:bottom w:val="single" w:color="auto" w:sz="4" w:space="1"/>
+      </w:pBdr>
+      <w:kinsoku/>
+      <w:wordWrap/>
+      <w:overflowPunct/>
+      <w:topLinePunct w:val="0"/>
+      <w:bidi w:val="0"/>
+      <w:adjustRightInd/>
+      <w:snapToGrid w:val="0"/>
+      <w:spacing w:line="240" w:lineRule="exact"/>
+      <w:jc w:val="left"/>
+      <w:textAlignment w:val="auto"/>
+      <w:rPr>
+        <w:rFonts w:hint="default" w:asciiTheme="minorEastAsia" w:hAnsiTheme="minorEastAsia" w:eastAsiaTheme="minorEastAsia" w:cstheme="minorEastAsia"/>
+        <w:color w:val="auto"/>
+        <w:sz w:val="18"/>
+        <w:szCs w:val="18"/>
+        <w:lang w:val="en-US" w:eastAsia="zh-CN"/>
+      </w:rPr>
+    </w:pPr>
+    <w:r>
+      <w:rPr>
+        <w:rFonts w:hint="default" w:asciiTheme="minorEastAsia" w:hAnsiTheme="minorEastAsia" w:eastAsiaTheme="minorEastAsia" w:cstheme="minorEastAsia"/>
+        <w:color w:val="auto"/>
+        <w:sz w:val="18"/>
+        <w:szCs w:val="18"/>
+        <w:lang w:val="en-US" w:eastAsia="zh-CN"/>
+      </w:rPr>
+      <w:t>{{name}}  {{phone}}  {{grade}}</w:t>
+    </w:r>
+    <w:r>
+      <w:rPr>
+        <w:rFonts w:hint="default" w:asciiTheme="minorEastAsia" w:hAnsiTheme="minorEastAsia" w:eastAsiaTheme="minorEastAsia" w:cstheme="minorEastAsia"/>
+        <w:color w:val="auto"/>
+        <w:sz w:val="18"/>
+        <w:szCs w:val="18"/>
+        <w:lang w:val="en-US" w:eastAsia="zh-CN"/>
+      </w:rPr>
+      <w:ptab w:relativeTo="margin" w:alignment="right" w:leader="none"/>
+    </w:r>
+    <w:r>
+      <w:rPr>
+        <w:rFonts w:hint="default" w:asciiTheme="minorEastAsia" w:hAnsiTheme="minorEastAsia" w:eastAsiaTheme="minorEastAsia" w:cstheme="minorEastAsia"/>
+        <w:color w:val="auto"/>
+        <w:sz w:val="18"/>
+        <w:szCs w:val="18"/>
+        <w:lang w:val="en-US" w:eastAsia="zh-CN"/>
+      </w:rPr>
+      <w:t xml:space="preserve">     {{date}}  {{time}}</w:t>
+    </w:r>
+  </w:p>
+</w:hdr>
+</file>
+
+<file path=word/header2.xml><?xml version="1.0" encoding="utf-8"?>
+<w:hdr xmlns:wpc="http://schemas.microsoft.com/office/word/2010/wordprocessingCanvas" xmlns:mc="http://schemas.openxmlformats.org/markup-compatibility/2006" xmlns:o="urn:schemas-microsoft-com:office:office" xmlns:r="http://schemas.openxmlformats.org/officeDocument/2006/relationships" xmlns:m="http://schemas.openxmlformats.org/officeDocument/2006/math" xmlns:v="urn:schemas-microsoft-com:vml" xmlns:wp14="http://schemas.microsoft.com/office/word/2010/wordprocessingDrawing" xmlns:wp="http://schemas.openxmlformats.org/drawingml/2006/wordprocessingDrawing" xmlns:w10="urn:schemas-microsoft-com:office:word" xmlns:w="http://schemas.openxmlformats.org/wordprocessingml/2006/main" xmlns:w14="http://schemas.microsoft.com/office/word/2010/wordml" xmlns:w15="http://schemas.microsoft.com/office/word/2012/wordml" xmlns:wpg="http://schemas.microsoft.com/office/word/2010/wordprocessingGroup" xmlns:wpi="http://schemas.microsoft.com/office/word/2010/wordprocessingInk" xmlns:wne="http://schemas.microsoft.com/office/word/2006/wordml" xmlns:wps="http://schemas.microsoft.com/office/word/2010/wordprocessingShape" xmlns:wpsCustomData="http://www.wps.cn/officeDocument/2013/wpsCustomData" mc:Ignorable="w14 w15 wp14">
+  <w:p>
+    <w:pPr>
+      <w:pStyle w:val="3"/>
+      <w:pBdr>
+        <w:bottom w:val="none" w:color="auto" w:sz="0" w:space="1"/>
+      </w:pBdr>
+      <w:rPr>
+        <w:rFonts w:hint="default"/>
+        <w:lang w:val="en-US" w:eastAsia="zh-CN"/>
+      </w:rPr>
+    </w:pPr>
+  </w:p>
+</w:hdr>
 </file>
 
 <file path=word/styles.xml><?xml version="1.0" encoding="utf-8"?>
@@ -78,8 +1070,8 @@
     <w:lsdException w:unhideWhenUsed="0" w:uiPriority="0" w:semiHidden="0" w:name="Normal Indent"/>
     <w:lsdException w:unhideWhenUsed="0" w:uiPriority="0" w:semiHidden="0" w:name="footnote text"/>
     <w:lsdException w:unhideWhenUsed="0" w:uiPriority="0" w:semiHidden="0" w:name="annotation text"/>
-    <w:lsdException w:unhideWhenUsed="0" w:uiPriority="0" w:semiHidden="0" w:name="header"/>
-    <w:lsdException w:unhideWhenUsed="0" w:uiPriority="0" w:semiHidden="0" w:name="footer"/>
+    <w:lsdException w:qFormat="1" w:unhideWhenUsed="0" w:uiPriority="0" w:semiHidden="0" w:name="header"/>
+    <w:lsdException w:qFormat="1" w:unhideWhenUsed="0" w:uiPriority="0" w:semiHidden="0" w:name="footer"/>
     <w:lsdException w:unhideWhenUsed="0" w:uiPriority="0" w:semiHidden="0" w:name="index heading"/>
     <w:lsdException w:qFormat="1" w:uiPriority="0" w:name="caption"/>
     <w:lsdException w:unhideWhenUsed="0" w:uiPriority="0" w:semiHidden="0" w:name="table of figures"/>
@@ -312,13 +1304,13 @@
       <w:lang w:val="en-US" w:eastAsia="zh-CN" w:bidi="ar-SA"/>
     </w:rPr>
   </w:style>
-  <w:style w:type="character" w:default="1" w:styleId="3">
+  <w:style w:type="character" w:default="1" w:styleId="5">
     <w:name w:val="Default Paragraph Font"/>
     <w:semiHidden/>
     <w:qFormat/>
     <w:uiPriority w:val="0"/>
   </w:style>
-  <w:style w:type="table" w:default="1" w:styleId="2">
+  <w:style w:type="table" w:default="1" w:styleId="4">
     <w:name w:val="Normal Table"/>
     <w:semiHidden/>
     <w:qFormat/>
@@ -331,6 +1323,48 @@
         <w:right w:w="108" w:type="dxa"/>
       </w:tblCellMar>
     </w:tblPr>
+  </w:style>
+  <w:style w:type="paragraph" w:styleId="2">
+    <w:name w:val="footer"/>
+    <w:basedOn w:val="1"/>
+    <w:qFormat/>
+    <w:uiPriority w:val="0"/>
+    <w:pPr>
+      <w:tabs>
+        <w:tab w:val="center" w:pos="4153"/>
+        <w:tab w:val="right" w:pos="8306"/>
+      </w:tabs>
+      <w:snapToGrid w:val="0"/>
+      <w:jc w:val="left"/>
+    </w:pPr>
+    <w:rPr>
+      <w:sz w:val="18"/>
+    </w:rPr>
+  </w:style>
+  <w:style w:type="paragraph" w:styleId="3">
+    <w:name w:val="header"/>
+    <w:basedOn w:val="1"/>
+    <w:qFormat/>
+    <w:uiPriority w:val="0"/>
+    <w:pPr>
+      <w:pBdr>
+        <w:top w:val="none" w:color="auto" w:sz="0" w:space="1"/>
+        <w:left w:val="none" w:color="auto" w:sz="0" w:space="4"/>
+        <w:bottom w:val="none" w:color="auto" w:sz="0" w:space="1"/>
+        <w:right w:val="none" w:color="auto" w:sz="0" w:space="4"/>
+      </w:pBdr>
+      <w:tabs>
+        <w:tab w:val="center" w:pos="4153"/>
+        <w:tab w:val="right" w:pos="8306"/>
+      </w:tabs>
+      <w:snapToGrid w:val="0"/>
+      <w:spacing w:line="240" w:lineRule="auto"/>
+      <w:jc w:val="both"/>
+      <w:outlineLvl w:val="9"/>
+    </w:pPr>
+    <w:rPr>
+      <w:sz w:val="18"/>
+    </w:rPr>
   </w:style>
 </w:styles>
 </file>
